--- a/Files/02 - Shemos/01 - Shemos/5783/Shemos 5783.docx
+++ b/Files/02 - Shemos/01 - Shemos/5783/Shemos 5783.docx
@@ -93,7 +93,7 @@
         <w:rPr>
           <w:rFonts w:ascii="Times New Roman" w:hAnsi="Times New Roman" w:cs="Times New Roman"/>
         </w:rPr>
-        <w:t xml:space="preserve"> in </w:t>
+        <w:t xml:space="preserve"> in</w:t>
       </w:r>
       <w:r>
         <w:rPr>
@@ -1256,7 +1256,7 @@
         <w:rPr>
           <w:rFonts w:ascii="Times New Roman" w:hAnsi="Times New Roman" w:cs="Times New Roman"/>
         </w:rPr>
-        <w:t xml:space="preserve"> - They raised, or gave birth to, sons who were </w:t>
+        <w:t xml:space="preserve"> - They raised, or gave birth to, sons who were</w:t>
       </w:r>
       <w:r>
         <w:rPr>
@@ -2085,19 +2085,25 @@
         <w:rPr>
           <w:rFonts w:ascii="Times New Roman" w:hAnsi="Times New Roman" w:cs="Times New Roman"/>
         </w:rPr>
-        <w:t xml:space="preserve">hy </w:t>
-      </w:r>
-      <w:r>
-        <w:rPr>
-          <w:rFonts w:ascii="Times New Roman" w:hAnsi="Times New Roman" w:cs="Times New Roman"/>
-        </w:rPr>
-        <w:t>Hashem</w:t>
-      </w:r>
-      <w:r>
-        <w:rPr>
-          <w:rFonts w:ascii="Times New Roman" w:hAnsi="Times New Roman" w:cs="Times New Roman"/>
-        </w:rPr>
-        <w:t xml:space="preserve"> </w:t>
+        <w:t>hy</w:t>
+      </w:r>
+      <w:r>
+        <w:rPr>
+          <w:rFonts w:ascii="Times New Roman" w:hAnsi="Times New Roman" w:cs="Times New Roman"/>
+        </w:rPr>
+        <w:t xml:space="preserve"> did</w:t>
+      </w:r>
+      <w:r>
+        <w:rPr>
+          <w:rFonts w:ascii="Times New Roman" w:hAnsi="Times New Roman" w:cs="Times New Roman"/>
+        </w:rPr>
+        <w:t xml:space="preserve"> </w:t>
+      </w:r>
+      <w:r>
+        <w:rPr>
+          <w:rFonts w:ascii="Times New Roman" w:hAnsi="Times New Roman" w:cs="Times New Roman"/>
+        </w:rPr>
+        <w:t xml:space="preserve">Hashem </w:t>
       </w:r>
       <w:r>
         <w:rPr>
@@ -2109,7 +2115,13 @@
         <w:rPr>
           <w:rFonts w:ascii="Times New Roman" w:hAnsi="Times New Roman" w:cs="Times New Roman"/>
         </w:rPr>
-        <w:t xml:space="preserve"> this, what benefit was there to </w:t>
+        <w:t xml:space="preserve"> this, what benefit was there t</w:t>
+      </w:r>
+      <w:r>
+        <w:rPr>
+          <w:rFonts w:ascii="Times New Roman" w:hAnsi="Times New Roman" w:cs="Times New Roman"/>
+        </w:rPr>
+        <w:t xml:space="preserve">o </w:t>
       </w:r>
       <w:r>
         <w:rPr>

--- a/Files/02 - Shemos/01 - Shemos/5783/Shemos 5783.docx
+++ b/Files/02 - Shemos/01 - Shemos/5783/Shemos 5783.docx
@@ -93,7 +93,7 @@
         <w:rPr>
           <w:rFonts w:ascii="Times New Roman" w:hAnsi="Times New Roman" w:cs="Times New Roman"/>
         </w:rPr>
-        <w:t xml:space="preserve"> in</w:t>
+        <w:t xml:space="preserve"> in </w:t>
       </w:r>
       <w:r>
         <w:rPr>
@@ -1256,7 +1256,7 @@
         <w:rPr>
           <w:rFonts w:ascii="Times New Roman" w:hAnsi="Times New Roman" w:cs="Times New Roman"/>
         </w:rPr>
-        <w:t xml:space="preserve"> - They raised, or gave birth to, sons who were</w:t>
+        <w:t xml:space="preserve"> - They raised, or gave birth to, sons who were </w:t>
       </w:r>
       <w:r>
         <w:rPr>

--- a/Files/02 - Shemos/01 - Shemos/5783/Shemos 5783.docx
+++ b/Files/02 - Shemos/01 - Shemos/5783/Shemos 5783.docx
@@ -93,7 +93,7 @@
         <w:rPr>
           <w:rFonts w:ascii="Times New Roman" w:hAnsi="Times New Roman" w:cs="Times New Roman"/>
         </w:rPr>
-        <w:t xml:space="preserve"> in </w:t>
+        <w:t xml:space="preserve"> in</w:t>
       </w:r>
       <w:r>
         <w:rPr>
@@ -1256,7 +1256,7 @@
         <w:rPr>
           <w:rFonts w:ascii="Times New Roman" w:hAnsi="Times New Roman" w:cs="Times New Roman"/>
         </w:rPr>
-        <w:t xml:space="preserve"> - They raised, or gave birth to, sons who were </w:t>
+        <w:t xml:space="preserve"> - They raised, or gave birth to, sons who were</w:t>
       </w:r>
       <w:r>
         <w:rPr>
@@ -2661,7 +2661,19 @@
         <w:rPr>
           <w:rFonts w:ascii="Times New Roman" w:hAnsi="Times New Roman" w:cs="Times New Roman"/>
         </w:rPr>
-        <w:t xml:space="preserve"> for their valuables (12:34): </w:t>
+        <w:t xml:space="preserve"> for their valuables (12:3</w:t>
+      </w:r>
+      <w:r>
+        <w:rPr>
+          <w:rFonts w:ascii="Times New Roman" w:hAnsi="Times New Roman" w:cs="Times New Roman"/>
+        </w:rPr>
+        <w:t>5</w:t>
+      </w:r>
+      <w:r>
+        <w:rPr>
+          <w:rFonts w:ascii="Times New Roman" w:hAnsi="Times New Roman" w:cs="Times New Roman"/>
+        </w:rPr>
+        <w:t xml:space="preserve">): </w:t>
       </w:r>
       <w:r>
         <w:rPr>
